--- a/ICT80004-Internship_Project/Weekly Communication Updates/ICT80004-Weekly Communication Form_Week_#03.docx
+++ b/ICT80004-Internship_Project/Weekly Communication Updates/ICT80004-Weekly Communication Form_Week_#03.docx
@@ -335,7 +335,7 @@
           </mc:Choice>
           <mc:Fallback>
             <w:pict>
-              <v:group w14:anchorId="7DFBB26E" id="Group 2" o:spid="_x0000_s1026" style="width:208.35pt;height:.75pt;mso-position-horizontal-relative:char;mso-position-vertical-relative:line" coordsize="26460,95" o:gfxdata="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">
+              <v:group w14:anchorId="4D9D8734" id="Group 2" o:spid="_x0000_s1026" style="width:208.35pt;height:.75pt;mso-position-horizontal-relative:char;mso-position-vertical-relative:line" coordsize="26460,95" o:gfxdata="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">
                 <v:shape id="Graphic 3" o:spid="_x0000_s1027" style="position:absolute;top:45;width:26460;height:13;visibility:visible;mso-wrap-style:square;v-text-anchor:top" coordsize="2646045,1270" o:gfxdata="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" path="m,l560834,em557749,r768062,em1322727,r838166,em2157808,r487645,e" filled="f" strokeweight=".25314mm">
                   <v:path arrowok="t"/>
                 </v:shape>
@@ -501,7 +501,7 @@
           </mc:Choice>
           <mc:Fallback>
             <w:pict>
-              <v:shape w14:anchorId="4FEC15CF" id="Graphic 4" o:spid="_x0000_s1026" style="position:absolute;margin-left:405.95pt;margin-top:-13.4pt;width:109.8pt;height:.1pt;z-index:251654656;visibility:visible;mso-wrap-style:square;mso-wrap-distance-left:0;mso-wrap-distance-top:0;mso-wrap-distance-right:0;mso-wrap-distance-bottom:0;mso-position-horizontal:absolute;mso-position-horizontal-relative:page;mso-position-vertical:absolute;mso-position-vertical-relative:text;v-text-anchor:top" coordsize="1394460,1270" o:gfxdata="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" path="m,l139647,em140068,l1394368,e" filled="f" strokeweight=".25314mm">
+              <v:shape w14:anchorId="70A0697C" id="Graphic 4" o:spid="_x0000_s1026" style="position:absolute;margin-left:405.95pt;margin-top:-13.4pt;width:109.8pt;height:.1pt;z-index:251654656;visibility:visible;mso-wrap-style:square;mso-wrap-distance-left:0;mso-wrap-distance-top:0;mso-wrap-distance-right:0;mso-wrap-distance-bottom:0;mso-position-horizontal:absolute;mso-position-horizontal-relative:page;mso-position-vertical:absolute;mso-position-vertical-relative:text;v-text-anchor:top" coordsize="1394460,1270" o:gfxdata="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" path="m,l139647,em140068,l1394368,e" filled="f" strokeweight=".25314mm">
                 <v:path arrowok="t"/>
                 <w10:wrap anchorx="page"/>
               </v:shape>
@@ -732,7 +732,7 @@
           </mc:Choice>
           <mc:Fallback>
             <w:pict>
-              <v:shape w14:anchorId="7A57903C" id="Graphic 5" o:spid="_x0000_s1026" style="position:absolute;margin-left:164.25pt;margin-top:25.35pt;width:208.35pt;height:.1pt;z-index:251655680;visibility:visible;mso-wrap-style:square;mso-wrap-distance-left:0;mso-wrap-distance-top:0;mso-wrap-distance-right:0;mso-wrap-distance-bottom:0;mso-position-horizontal:absolute;mso-position-horizontal-relative:page;mso-position-vertical:absolute;mso-position-vertical-relative:text;v-text-anchor:top" coordsize="2646045,1270" o:gfxdata="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" path="m,l560834,em557749,l978374,em975289,l2645453,e" filled="f" strokeweight=".25314mm">
+              <v:shape w14:anchorId="7AC71CBA" id="Graphic 5" o:spid="_x0000_s1026" style="position:absolute;margin-left:164.25pt;margin-top:25.35pt;width:208.35pt;height:.1pt;z-index:251655680;visibility:visible;mso-wrap-style:square;mso-wrap-distance-left:0;mso-wrap-distance-top:0;mso-wrap-distance-right:0;mso-wrap-distance-bottom:0;mso-position-horizontal:absolute;mso-position-horizontal-relative:page;mso-position-vertical:absolute;mso-position-vertical-relative:text;v-text-anchor:top" coordsize="2646045,1270" o:gfxdata="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" path="m,l560834,em557749,l978374,em975289,l2645453,e" filled="f" strokeweight=".25314mm">
                 <v:path arrowok="t"/>
                 <w10:wrap anchorx="page"/>
               </v:shape>
@@ -814,7 +814,7 @@
           </mc:Choice>
           <mc:Fallback>
             <w:pict>
-              <v:shape w14:anchorId="769CBAAA" id="Graphic 6" o:spid="_x0000_s1026" style="position:absolute;margin-left:478.65pt;margin-top:52.2pt;width:38.5pt;height:.1pt;z-index:251657728;visibility:visible;mso-wrap-style:square;mso-wrap-distance-left:0;mso-wrap-distance-top:0;mso-wrap-distance-right:0;mso-wrap-distance-bottom:0;mso-position-horizontal:absolute;mso-position-horizontal-relative:page;mso-position-vertical:absolute;mso-position-vertical-relative:text;v-text-anchor:top" coordsize="488950,1270" o:gfxdata="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" path="m,l488765,e" filled="f" strokeweight=".25314mm">
+              <v:shape w14:anchorId="026DD8B4" id="Graphic 6" o:spid="_x0000_s1026" style="position:absolute;margin-left:478.65pt;margin-top:52.2pt;width:38.5pt;height:.1pt;z-index:251657728;visibility:visible;mso-wrap-style:square;mso-wrap-distance-left:0;mso-wrap-distance-top:0;mso-wrap-distance-right:0;mso-wrap-distance-bottom:0;mso-position-horizontal:absolute;mso-position-horizontal-relative:page;mso-position-vertical:absolute;mso-position-vertical-relative:text;v-text-anchor:top" coordsize="488950,1270" o:gfxdata="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" path="m,l488765,e" filled="f" strokeweight=".25314mm">
                 <v:path arrowok="t"/>
                 <w10:wrap anchorx="page"/>
               </v:shape>
@@ -996,7 +996,7 @@
           </mc:Choice>
           <mc:Fallback>
             <w:pict>
-              <v:shape w14:anchorId="0EC1C627" id="Graphic 7" o:spid="_x0000_s1026" style="position:absolute;margin-left:164.25pt;margin-top:11.9pt;width:208.35pt;height:.1pt;z-index:251656704;visibility:visible;mso-wrap-style:square;mso-wrap-distance-left:0;mso-wrap-distance-top:0;mso-wrap-distance-right:0;mso-wrap-distance-bottom:0;mso-position-horizontal:absolute;mso-position-horizontal-relative:page;mso-position-vertical:absolute;mso-position-vertical-relative:text;v-text-anchor:top" coordsize="2646045,1270" o:gfxdata="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" path="m,l560834,em557749,l2645815,e" filled="f" strokeweight=".25314mm">
+              <v:shape w14:anchorId="02611709" id="Graphic 7" o:spid="_x0000_s1026" style="position:absolute;margin-left:164.25pt;margin-top:11.9pt;width:208.35pt;height:.1pt;z-index:251656704;visibility:visible;mso-wrap-style:square;mso-wrap-distance-left:0;mso-wrap-distance-top:0;mso-wrap-distance-right:0;mso-wrap-distance-bottom:0;mso-position-horizontal:absolute;mso-position-horizontal-relative:page;mso-position-vertical:absolute;mso-position-vertical-relative:text;v-text-anchor:top" coordsize="2646045,1270" o:gfxdata="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" path="m,l560834,em557749,l2645815,e" filled="f" strokeweight=".25314mm">
                 <v:path arrowok="t"/>
                 <w10:wrap anchorx="page"/>
               </v:shape>
@@ -1870,7 +1870,7 @@
           </mc:Choice>
           <mc:Fallback>
             <w:pict>
-              <v:shape w14:anchorId="404DDB15" id="Graphic 8" o:spid="_x0000_s1026" style="position:absolute;margin-left:240.15pt;margin-top:25.9pt;width:99.4pt;height:.1pt;z-index:251658752;visibility:visible;mso-wrap-style:square;mso-wrap-distance-left:0;mso-wrap-distance-top:0;mso-wrap-distance-right:0;mso-wrap-distance-bottom:0;mso-position-horizontal:absolute;mso-position-horizontal-relative:page;mso-position-vertical:absolute;mso-position-vertical-relative:text;v-text-anchor:top" coordsize="1262380,1270" o:gfxdata="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" path="m,l1261853,e" filled="f" strokeweight=".25314mm">
+              <v:shape w14:anchorId="27E271BA" id="Graphic 8" o:spid="_x0000_s1026" style="position:absolute;margin-left:240.15pt;margin-top:25.9pt;width:99.4pt;height:.1pt;z-index:251658752;visibility:visible;mso-wrap-style:square;mso-wrap-distance-left:0;mso-wrap-distance-top:0;mso-wrap-distance-right:0;mso-wrap-distance-bottom:0;mso-position-horizontal:absolute;mso-position-horizontal-relative:page;mso-position-vertical:absolute;mso-position-vertical-relative:text;v-text-anchor:top" coordsize="1262380,1270" o:gfxdata="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" path="m,l1261853,e" filled="f" strokeweight=".25314mm">
                 <v:path arrowok="t"/>
                 <w10:wrap anchorx="page"/>
               </v:shape>
@@ -2367,13 +2367,30 @@
           <w:sz w:val="20"/>
         </w:rPr>
       </w:pPr>
+      <w:bookmarkStart w:id="0" w:name="_Hlk213309466"/>
       <w:r>
         <w:rPr>
           <w:b/>
           <w:bCs/>
           <w:sz w:val="20"/>
         </w:rPr>
-        <w:t xml:space="preserve">Screenshot of Timely EMAIL communication update to the Supervisor at the end of week #02 sent on 22 August 2025 Friday at </w:t>
+        <w:t>Screenshot of Timely EMAIL communication update to the Supervisor at the end of week #0</w:t>
+      </w:r>
+      <w:r>
+        <w:rPr>
+          <w:b/>
+          <w:bCs/>
+          <w:sz w:val="20"/>
+        </w:rPr>
+        <w:t>3</w:t>
+      </w:r>
+      <w:r>
+        <w:rPr>
+          <w:b/>
+          <w:bCs/>
+          <w:sz w:val="20"/>
+        </w:rPr>
+        <w:t xml:space="preserve"> sent on 22 August 2025 Friday at </w:t>
       </w:r>
       <w:r>
         <w:rPr>
@@ -2446,6 +2463,7 @@
         <w:rPr>
           <w:b/>
           <w:bCs/>
+          <w:noProof/>
           <w:sz w:val="20"/>
         </w:rPr>
         <w:drawing>
@@ -2501,6 +2519,7 @@
         <w:rPr>
           <w:b/>
           <w:bCs/>
+          <w:noProof/>
           <w:sz w:val="20"/>
         </w:rPr>
         <w:drawing>
@@ -2540,6 +2559,7 @@
         </w:drawing>
       </w:r>
     </w:p>
+    <w:bookmarkEnd w:id="0"/>
     <w:p>
       <w:pPr>
         <w:pStyle w:val="BodyText"/>
@@ -4126,6 +4146,7 @@
   <w:style w:type="character" w:default="1" w:styleId="DefaultParagraphFont">
     <w:name w:val="Default Paragraph Font"/>
     <w:uiPriority w:val="1"/>
+    <w:semiHidden/>
     <w:unhideWhenUsed/>
   </w:style>
   <w:style w:type="table" w:default="1" w:styleId="TableNormal">
